--- a/rapports/2026-06-06/EQ25/EQ25_sup_v2/DR_032202050007/26-18-28-83.docx
+++ b/rapports/2026-06-06/EQ25/EQ25_sup_v2/DR_032202050007/26-18-28-83.docx
@@ -297,7 +297,7 @@
           <w:color w:val="1F6FEB"/>
           <w:sz w:val="22"/>
         </w:rPr>
-        <w:t>⚠ INCOHÉRENCES À CORRIGER (57)</w:t>
+        <w:t>⚠ INCOHÉRENCES À CORRIGER (53)</w:t>
       </w:r>
     </w:p>
     <w:tbl>
@@ -575,7 +575,7 @@
                 <w:i w:val="0"/>
                 <w:sz w:val="17"/>
               </w:rPr>
-              <w:t>Incohérence!!! seulement les écoles privées paient les frais de scolarité (y compris les frais d'inscription).</w:t>
+              <w:t>Incoherent!!! THIANDE SARR n'a pas fréquenté l'école au cours de l'année scolaire 2024/2025 mais a déclaré 2025 comme dernière année à laquelle il/elle a fréquenté l'école.</w:t>
             </w:r>
           </w:p>
         </w:tc>
@@ -608,7 +608,7 @@
                 <w:i w:val="0"/>
                 <w:sz w:val="16"/>
               </w:rPr>
-              <w:t>S02</w:t>
+              <w:t>S07</w:t>
               <w:br/>
             </w:r>
             <w:r>
@@ -618,7 +618,7 @@
                 <w:color w:val="64748B"/>
                 <w:sz w:val="14"/>
               </w:rPr>
-              <w:t>Éducation</w:t>
+              <w:t>Consommation alimentaire</w:t>
             </w:r>
           </w:p>
         </w:tc>
@@ -634,7 +634,7 @@
                 <w:color w:val="16A34A"/>
                 <w:sz w:val="16"/>
               </w:rPr>
-              <w:t>—</w:t>
+              <w:t>s00q27, s01q03a, s01q03b, s01q03c, s02q04, s03q14, s04q15, s04q16</w:t>
             </w:r>
           </w:p>
         </w:tc>
@@ -665,7 +665,7 @@
                 <w:i w:val="0"/>
                 <w:sz w:val="17"/>
               </w:rPr>
-              <w:t>Incoherent!!! THIANDE SARR n'a pas fréquenté l'école au cours de l'année scolaire 2024/2025 mais a déclaré 2025 comme dernière année à laquelle il/elle a fréquenté l'école.</w:t>
+              <w:t>Incohérence!! Dans ce ménage, chaque individus consomme par jour 1.107143 Kg  de cereale; Prière de vérifier les quantités prises des produits cérealiers (de Riz local Gambiaka à Autres semoules de céréales) auprès du ménage ou confirmer avec le QG.</w:t>
             </w:r>
           </w:p>
         </w:tc>
@@ -680,10 +680,10 @@
               <w:rPr>
                 <w:b/>
                 <w:i w:val="0"/>
-                <w:color w:val="DC2626"/>
+                <w:color w:val="EA580C"/>
                 <w:sz w:val="16"/>
               </w:rPr>
-              <w:t>Haute</w:t>
+              <w:t>Moyenne</w:t>
             </w:r>
           </w:p>
         </w:tc>
@@ -698,7 +698,7 @@
                 <w:i w:val="0"/>
                 <w:sz w:val="16"/>
               </w:rPr>
-              <w:t>S07</w:t>
+              <w:t>S00</w:t>
               <w:br/>
             </w:r>
             <w:r>
@@ -708,7 +708,7 @@
                 <w:color w:val="64748B"/>
                 <w:sz w:val="14"/>
               </w:rPr>
-              <w:t>Consommation alimentaire</w:t>
+              <w:t>Identification</w:t>
             </w:r>
           </w:p>
         </w:tc>
@@ -724,7 +724,7 @@
                 <w:color w:val="16A34A"/>
                 <w:sz w:val="16"/>
               </w:rPr>
-              <w:t>s00q27, s01q03a, s01q03b, s01q03c, s02q04, s03q14, s04q15, s04q16</w:t>
+              <w:t>—</w:t>
             </w:r>
           </w:p>
         </w:tc>
@@ -755,7 +755,7 @@
                 <w:i w:val="0"/>
                 <w:sz w:val="17"/>
               </w:rPr>
-              <w:t>Incohérence!! Dans ce ménage, chaque individus consomme par jour 1.107143 Kg  de cereale; Prière de vérifier les quantités prises des produits cérealiers (de Riz local Gambiaka à Autres semoules de céréales) auprès du ménage ou confirmer avec le QG.</w:t>
+              <w:t>L'adresse ou la localisation du ménage doit être bien renseignée, ne doit pas contenir des numéros de téléphone et elle semble courte pour être une adresse.</w:t>
             </w:r>
           </w:p>
         </w:tc>
@@ -845,7 +845,7 @@
                 <w:i w:val="0"/>
                 <w:sz w:val="17"/>
               </w:rPr>
-              <w:t>L'adresse ou la localisation du ménage doit être bien renseignée, ne doit pas contenir des numéros de téléphone et elle semble courte pour être une adresse.</w:t>
+              <w:t>Prière de renseigner la bonne adresse.</w:t>
             </w:r>
           </w:p>
         </w:tc>
@@ -878,7 +878,7 @@
                 <w:i w:val="0"/>
                 <w:sz w:val="16"/>
               </w:rPr>
-              <w:t>S00</w:t>
+              <w:t>S02</w:t>
               <w:br/>
             </w:r>
             <w:r>
@@ -888,7 +888,7 @@
                 <w:color w:val="64748B"/>
                 <w:sz w:val="14"/>
               </w:rPr>
-              <w:t>Identification</w:t>
+              <w:t>Éducation</w:t>
             </w:r>
           </w:p>
         </w:tc>
@@ -935,7 +935,7 @@
                 <w:i w:val="0"/>
                 <w:sz w:val="17"/>
               </w:rPr>
-              <w:t>Prière de renseigner la bonne adresse.</w:t>
+              <w:t>Attention!!! le montant payé pour les frais de scolarité ( 10000 FCFA) de MOUSTAPHA SARR  qui fréquente 2ème année de Maternelle semble faible.</w:t>
             </w:r>
           </w:p>
         </w:tc>
@@ -1025,7 +1025,7 @@
                 <w:i w:val="0"/>
                 <w:sz w:val="17"/>
               </w:rPr>
-              <w:t>Attention!!! le montant payé pour les frais de scolarité ( 10000 FCFA) de MOUSTAPHA SARR  qui fréquente 2ème année de Maternelle semble faible.</w:t>
+              <w:t>Veuillez verifier cette information auprès de l'enquêté ou confirmer avec le QG.</w:t>
             </w:r>
           </w:p>
         </w:tc>
@@ -1084,7 +1084,7 @@
                 <w:color w:val="16A34A"/>
                 <w:sz w:val="16"/>
               </w:rPr>
-              <w:t>—</w:t>
+              <w:t>s01q64, s00q04, s02q20, s02q25, s01q00b, s02q17_2, s02q15_2</w:t>
             </w:r>
           </w:p>
         </w:tc>
@@ -1115,7 +1115,7 @@
                 <w:i w:val="0"/>
                 <w:sz w:val="17"/>
               </w:rPr>
-              <w:t>Veuillez verifier cette information auprès de l'enquêté ou confirmer avec le QG.</w:t>
+              <w:t>Dans les milieux ruraux les frais d'uniformes de MOUSTAPHA SARR qui fréquente 2ème année de Maternelle sont peut-être obligatoire et sont payés aussi dans les écoles privés, prière de verifier pour corriger ou confirmer avec le QG.</w:t>
             </w:r>
           </w:p>
         </w:tc>
@@ -1174,7 +1174,7 @@
                 <w:color w:val="16A34A"/>
                 <w:sz w:val="16"/>
               </w:rPr>
-              <w:t>s01q64, s00q04, s02q20, s02q25, s01q00b, s02q17_2, s02q15_2</w:t>
+              <w:t>—</w:t>
             </w:r>
           </w:p>
         </w:tc>
@@ -1205,7 +1205,7 @@
                 <w:i w:val="0"/>
                 <w:sz w:val="17"/>
               </w:rPr>
-              <w:t>Dans les milieux ruraux les frais d'uniformes de MOUSTAPHA SARR qui fréquente 2ème année de Maternelle sont peut-être obligatoire et sont payés aussi dans les écoles privés, prière de verifier pour corriger ou confirmer avec le QG.</w:t>
+              <w:t>Prière de régarder les questions 2.13 et 2.33 auprès de l'enquêté.</w:t>
             </w:r>
           </w:p>
         </w:tc>
@@ -1238,7 +1238,7 @@
                 <w:i w:val="0"/>
                 <w:sz w:val="16"/>
               </w:rPr>
-              <w:t>S02</w:t>
+              <w:t>S03</w:t>
               <w:br/>
             </w:r>
             <w:r>
@@ -1248,7 +1248,7 @@
                 <w:color w:val="64748B"/>
                 <w:sz w:val="14"/>
               </w:rPr>
-              <w:t>Éducation</w:t>
+              <w:t>Santé</w:t>
             </w:r>
           </w:p>
         </w:tc>
@@ -1264,7 +1264,7 @@
                 <w:color w:val="16A34A"/>
                 <w:sz w:val="16"/>
               </w:rPr>
-              <w:t>—</w:t>
+              <w:t>s01q63, s00q04, s02q25, s03q27, s01q00b</w:t>
             </w:r>
           </w:p>
         </w:tc>
@@ -1295,7 +1295,7 @@
                 <w:i w:val="0"/>
                 <w:sz w:val="17"/>
               </w:rPr>
-              <w:t>veuillez, s'il vous plait, confirmer les frais de scolarité ( 1500 FCFA) payée de SERIGNE SALIOU SARR avec le QG ou apporter les corrections nécessaires.</w:t>
+              <w:t>Attention ! Le montant des frais d'hospitalisation pour ce dernier problème de santé au cours des 12 derniers mois (100000 Fcfa) de MOUSTAPHA SARR est relativement élevé.</w:t>
             </w:r>
           </w:p>
         </w:tc>
@@ -1328,7 +1328,7 @@
                 <w:i w:val="0"/>
                 <w:sz w:val="16"/>
               </w:rPr>
-              <w:t>S02</w:t>
+              <w:t>S03</w:t>
               <w:br/>
             </w:r>
             <w:r>
@@ -1338,7 +1338,7 @@
                 <w:color w:val="64748B"/>
                 <w:sz w:val="14"/>
               </w:rPr>
-              <w:t>Éducation</w:t>
+              <w:t>Santé</w:t>
             </w:r>
           </w:p>
         </w:tc>
@@ -1385,7 +1385,7 @@
                 <w:i w:val="0"/>
                 <w:sz w:val="17"/>
               </w:rPr>
-              <w:t>veuillez, s'il vous plait, confirmer les frais de scolarité ( 1500 FCFA) payée de SOKHNA YEMOU SARR avec le QG ou apporter les corrections nécessaires.</w:t>
+              <w:t>Prière de corriger ou de confirmer avec le QG.</w:t>
             </w:r>
           </w:p>
         </w:tc>
@@ -1418,7 +1418,7 @@
                 <w:i w:val="0"/>
                 <w:sz w:val="16"/>
               </w:rPr>
-              <w:t>S02</w:t>
+              <w:t>S04</w:t>
               <w:br/>
             </w:r>
             <w:r>
@@ -1428,7 +1428,7 @@
                 <w:color w:val="64748B"/>
                 <w:sz w:val="14"/>
               </w:rPr>
-              <w:t>Éducation</w:t>
+              <w:t>Emploi</w:t>
             </w:r>
           </w:p>
         </w:tc>
@@ -1444,7 +1444,7 @@
                 <w:color w:val="16A34A"/>
                 <w:sz w:val="16"/>
               </w:rPr>
-              <w:t>—</w:t>
+              <w:t>s01q47__1, s01q47__2, s01q47__3, s01q47__4, s01q47__5, s01q47__6, s01q47__7, s02q15</w:t>
             </w:r>
           </w:p>
         </w:tc>
@@ -1475,7 +1475,7 @@
                 <w:i w:val="0"/>
                 <w:sz w:val="17"/>
               </w:rPr>
-              <w:t>Prière de régarder les questions 2.13 et 2.33 auprès de l'enquêté.</w:t>
+              <w:t>Attention! le nombre d'heure que FATOU DIAGNE a travaillé par jour semble faible, veuillez s'il vous plait confirmer cette information avec le QG.</w:t>
             </w:r>
           </w:p>
         </w:tc>
@@ -1508,7 +1508,7 @@
                 <w:i w:val="0"/>
                 <w:sz w:val="16"/>
               </w:rPr>
-              <w:t>S03</w:t>
+              <w:t>S07</w:t>
               <w:br/>
             </w:r>
             <w:r>
@@ -1518,7 +1518,7 @@
                 <w:color w:val="64748B"/>
                 <w:sz w:val="14"/>
               </w:rPr>
-              <w:t>Santé</w:t>
+              <w:t>Consommation alimentaire</w:t>
             </w:r>
           </w:p>
         </w:tc>
@@ -1534,7 +1534,7 @@
                 <w:color w:val="16A34A"/>
                 <w:sz w:val="16"/>
               </w:rPr>
-              <w:t>s01q63, s00q04, s02q25, s03q27, s01q00b</w:t>
+              <w:t>—</w:t>
             </w:r>
           </w:p>
         </w:tc>
@@ -1565,7 +1565,7 @@
                 <w:i w:val="0"/>
                 <w:sz w:val="17"/>
               </w:rPr>
-              <w:t>Attention ! Le montant des frais d'hospitalisation pour ce dernier problème de santé au cours des 12 derniers mois (100000 Fcfa) de MOUSTAPHA SARR est relativement élevé.</w:t>
+              <w:t>Attention ! La dépense du répas pris à l'extérieur de THIANDE SARR (5050 Fcfa) au cours de 7 derniers jours est relativement élevé.</w:t>
             </w:r>
           </w:p>
         </w:tc>
@@ -1598,7 +1598,7 @@
                 <w:i w:val="0"/>
                 <w:sz w:val="16"/>
               </w:rPr>
-              <w:t>S03</w:t>
+              <w:t>S07</w:t>
               <w:br/>
             </w:r>
             <w:r>
@@ -1608,7 +1608,7 @@
                 <w:color w:val="64748B"/>
                 <w:sz w:val="14"/>
               </w:rPr>
-              <w:t>Santé</w:t>
+              <w:t>Consommation alimentaire</w:t>
             </w:r>
           </w:p>
         </w:tc>
@@ -1688,7 +1688,7 @@
                 <w:i w:val="0"/>
                 <w:sz w:val="16"/>
               </w:rPr>
-              <w:t>S04</w:t>
+              <w:t>S07</w:t>
               <w:br/>
             </w:r>
             <w:r>
@@ -1698,7 +1698,7 @@
                 <w:color w:val="64748B"/>
                 <w:sz w:val="14"/>
               </w:rPr>
-              <w:t>Emploi</w:t>
+              <w:t>Consommation alimentaire</w:t>
             </w:r>
           </w:p>
         </w:tc>
@@ -1714,7 +1714,7 @@
                 <w:color w:val="16A34A"/>
                 <w:sz w:val="16"/>
               </w:rPr>
-              <w:t>s01q47__1, s01q47__2, s01q47__3, s01q47__4, s01q47__5, s01q47__6, s01q47__7, s02q15</w:t>
+              <w:t>—</w:t>
             </w:r>
           </w:p>
         </w:tc>
@@ -1745,7 +1745,7 @@
                 <w:i w:val="0"/>
                 <w:sz w:val="17"/>
               </w:rPr>
-              <w:t>Attention! le nombre d'heure que FATOU DIAGNE a travaillé par jour semble faible, veuillez s'il vous plait confirmer cette information avec le QG.</w:t>
+              <w:t>Attention ! Le prix unitaire d'achat (100 Fcfa) de Carotte en Pièce (Petit) est relativement élevé par rapport aux autres prix observés dans cette zone.</w:t>
             </w:r>
           </w:p>
         </w:tc>
@@ -1835,7 +1835,7 @@
                 <w:i w:val="0"/>
                 <w:sz w:val="17"/>
               </w:rPr>
-              <w:t>Attention ! La dépense du répas pris à l'extérieur de THIANDE SARR (5050 Fcfa) au cours de 7 derniers jours est relativement élevé.</w:t>
+              <w:t>Prière de corriger ou de confirmer avec le QG.</w:t>
             </w:r>
           </w:p>
         </w:tc>
@@ -1894,7 +1894,7 @@
                 <w:color w:val="16A34A"/>
                 <w:sz w:val="16"/>
               </w:rPr>
-              <w:t>—</w:t>
+              <w:t>s07bq07a, s07bq07b, s07bq07c, s07bq08</w:t>
             </w:r>
           </w:p>
         </w:tc>
@@ -1925,7 +1925,7 @@
                 <w:i w:val="0"/>
                 <w:sz w:val="17"/>
               </w:rPr>
-              <w:t>Prière de corriger ou de confirmer avec le QG.</w:t>
+              <w:t>Le prix d'achat unitaire (6000 Fcfa) de Lait en poudre en Kg de taille taille unique prière de regarder les reponses prises dans les questions s07bq07a s07bq07b s07bq07c s07bq08 pour mieux corriger.</w:t>
             </w:r>
           </w:p>
         </w:tc>
@@ -1958,7 +1958,7 @@
                 <w:i w:val="0"/>
                 <w:sz w:val="16"/>
               </w:rPr>
-              <w:t>S07</w:t>
+              <w:t>S09</w:t>
               <w:br/>
             </w:r>
             <w:r>
@@ -1968,7 +1968,7 @@
                 <w:color w:val="64748B"/>
                 <w:sz w:val="14"/>
               </w:rPr>
-              <w:t>Consommation alimentaire</w:t>
+              <w:t>Dépenses non alimentaires</w:t>
             </w:r>
           </w:p>
         </w:tc>
@@ -2015,7 +2015,7 @@
                 <w:i w:val="0"/>
                 <w:sz w:val="17"/>
               </w:rPr>
-              <w:t>Attention ! Le prix unitaire d'achat (100 Fcfa) de Carotte en Pièce (Petit) est relativement élevé par rapport aux autres prix observés dans cette zone.</w:t>
+              <w:t>Attention ! La dépense du ménage de fatou diagne (1500 Fcfa) au cours de 7 derniers jours de Essence pour motocyclette est relativement élevé.</w:t>
             </w:r>
           </w:p>
         </w:tc>
@@ -2048,7 +2048,7 @@
                 <w:i w:val="0"/>
                 <w:sz w:val="16"/>
               </w:rPr>
-              <w:t>S07</w:t>
+              <w:t>S09</w:t>
               <w:br/>
             </w:r>
             <w:r>
@@ -2058,7 +2058,7 @@
                 <w:color w:val="64748B"/>
                 <w:sz w:val="14"/>
               </w:rPr>
-              <w:t>Consommation alimentaire</w:t>
+              <w:t>Dépenses non alimentaires</w:t>
             </w:r>
           </w:p>
         </w:tc>
@@ -2138,7 +2138,7 @@
                 <w:i w:val="0"/>
                 <w:sz w:val="16"/>
               </w:rPr>
-              <w:t>S07</w:t>
+              <w:t>S09</w:t>
               <w:br/>
             </w:r>
             <w:r>
@@ -2148,7 +2148,7 @@
                 <w:color w:val="64748B"/>
                 <w:sz w:val="14"/>
               </w:rPr>
-              <w:t>Consommation alimentaire</w:t>
+              <w:t>Dépenses non alimentaires</w:t>
             </w:r>
           </w:p>
         </w:tc>
@@ -2164,7 +2164,7 @@
                 <w:color w:val="16A34A"/>
                 <w:sz w:val="16"/>
               </w:rPr>
-              <w:t>s07bq07a, s07bq07b, s07bq07c, s07bq08</w:t>
+              <w:t>—</w:t>
             </w:r>
           </w:p>
         </w:tc>
@@ -2195,7 +2195,7 @@
                 <w:i w:val="0"/>
                 <w:sz w:val="17"/>
               </w:rPr>
-              <w:t>Le prix d'achat unitaire (6000 Fcfa) de Lait en poudre en Kg de taille taille unique prière de regarder les reponses prises dans les questions s07bq07a s07bq07b s07bq07c s07bq08 pour mieux corriger.</w:t>
+              <w:t>Attention ! La dépense du ménage de fatou diagne (4000 Fcfa) au cours de 30 derniers jours de Gaz domestique 6 kilogrammes est relativement élevé.</w:t>
             </w:r>
           </w:p>
         </w:tc>
@@ -2285,7 +2285,7 @@
                 <w:i w:val="0"/>
                 <w:sz w:val="17"/>
               </w:rPr>
-              <w:t>Attention ! La dépense du ménage de fatou diagne (1500 Fcfa) au cours de 7 derniers jours de Essence pour motocyclette est relativement élevé.</w:t>
+              <w:t>Prière de corriger ou de confirmer avec le QG.</w:t>
             </w:r>
           </w:p>
         </w:tc>
@@ -2375,7 +2375,7 @@
                 <w:i w:val="0"/>
                 <w:sz w:val="17"/>
               </w:rPr>
-              <w:t>Prière de corriger ou de confirmer avec le QG.</w:t>
+              <w:t>Peu plausible! le montant de la dépense (300 Fcfa) pour Masque facial jetable semble faible.</w:t>
             </w:r>
           </w:p>
         </w:tc>
@@ -2465,7 +2465,7 @@
                 <w:i w:val="0"/>
                 <w:sz w:val="17"/>
               </w:rPr>
-              <w:t>Attention ! La dépense du ménage de fatou diagne (4000 Fcfa) au cours de 30 derniers jours de Gaz domestique 6 kilogrammes est relativement élevé.</w:t>
+              <w:t>Veuillez, s'il vous plaît, confirmer cette information avec le QG ou la corriger.</w:t>
             </w:r>
           </w:p>
         </w:tc>
@@ -2555,7 +2555,7 @@
                 <w:i w:val="0"/>
                 <w:sz w:val="17"/>
               </w:rPr>
-              <w:t>Prière de corriger ou de confirmer avec le QG.</w:t>
+              <w:t>Attention ! La dépense du ménage de fatou diagne (300 Fcfa) au cours de 30 derniers jours de Masque facial jetable est relativement élevé.</w:t>
             </w:r>
           </w:p>
         </w:tc>
@@ -2645,7 +2645,7 @@
                 <w:i w:val="0"/>
                 <w:sz w:val="17"/>
               </w:rPr>
-              <w:t>Peu plausible! le montant de la dépense (300 Fcfa) pour Masque facial jetable semble faible.</w:t>
+              <w:t>Attention ! La dépense du ménage de fatou diagne (100 Fcfa) au cours de 3 derniers mois de Frais de photocopies de document est relativement élevé.</w:t>
             </w:r>
           </w:p>
         </w:tc>
@@ -2735,7 +2735,7 @@
                 <w:i w:val="0"/>
                 <w:sz w:val="17"/>
               </w:rPr>
-              <w:t>Veuillez, s'il vous plaît, confirmer cette information avec le QG ou la corriger.</w:t>
+              <w:t>Prière de corriger ou de confirmer avec le QG.</w:t>
             </w:r>
           </w:p>
         </w:tc>
@@ -2825,7 +2825,7 @@
                 <w:i w:val="0"/>
                 <w:sz w:val="17"/>
               </w:rPr>
-              <w:t>Attention ! La dépense du ménage de fatou diagne (300 Fcfa) au cours de 30 derniers jours de Masque facial jetable est relativement élevé.</w:t>
+              <w:t>Attention ! La dépense du ménage de fatou diagne (500 Fcfa) au cours de 3 derniers mois de Brosse à dents est relativement élevé.</w:t>
             </w:r>
           </w:p>
         </w:tc>
@@ -2915,7 +2915,7 @@
                 <w:i w:val="0"/>
                 <w:sz w:val="17"/>
               </w:rPr>
-              <w:t>Attention ! La dépense du ménage de fatou diagne (100 Fcfa) au cours de 3 derniers mois de Frais de photocopies de document est relativement élevé.</w:t>
+              <w:t>Peu plausible! le montant de la dépense (100 Fcfa) pour Médicaments achetés en pharmacie sans ordonnance: alcool, pansements, paracétamol, médicaments les affections courantes (paludisme, toux, rhume, diarrhée/disenterie, vers intestinaux, etc.</w:t>
             </w:r>
           </w:p>
         </w:tc>
@@ -3005,7 +3005,7 @@
                 <w:i w:val="0"/>
                 <w:sz w:val="17"/>
               </w:rPr>
-              <w:t>Prière de corriger ou de confirmer avec le QG.</w:t>
+              <w:t>) semble trop faible.</w:t>
             </w:r>
           </w:p>
         </w:tc>
@@ -3095,7 +3095,7 @@
                 <w:i w:val="0"/>
                 <w:sz w:val="17"/>
               </w:rPr>
-              <w:t>Attention ! La dépense du ménage de fatou diagne (500 Fcfa) au cours de 3 derniers mois de Brosse à dents est relativement élevé.</w:t>
+              <w:t>Veuillez, s'il vous plaît, confirmer cette information avec le QG ou la corriger.</w:t>
             </w:r>
           </w:p>
         </w:tc>
@@ -3185,7 +3185,7 @@
                 <w:i w:val="0"/>
                 <w:sz w:val="17"/>
               </w:rPr>
-              <w:t>Peu plausible! le montant de la dépense (100 Fcfa) pour Médicaments achetés en pharmacie sans ordonnance: alcool, pansements, paracétamol, médicaments les affections courantes (paludisme, toux, rhume, diarrhée/disenterie, vers intestinaux, etc.</w:t>
+              <w:t>Attention ! La dépense du ménage de fatou diagne (13000 Fcfa) au cours de 6 derniers mois de Frais de confection et de réparation de vêtements femme: robe, pantalon, jupe, ensemble, réparation, location, etc.</w:t>
             </w:r>
           </w:p>
         </w:tc>
@@ -3275,7 +3275,7 @@
                 <w:i w:val="0"/>
                 <w:sz w:val="17"/>
               </w:rPr>
-              <w:t>) semble trop faible.</w:t>
+              <w:t>est relativement élevé.</w:t>
             </w:r>
           </w:p>
         </w:tc>
@@ -3365,7 +3365,7 @@
                 <w:i w:val="0"/>
                 <w:sz w:val="17"/>
               </w:rPr>
-              <w:t>Veuillez, s'il vous plaît, confirmer cette information avec le QG ou la corriger.</w:t>
+              <w:t>Prière de corriger ou de confirmer avec le QG.</w:t>
             </w:r>
           </w:p>
         </w:tc>
@@ -3455,7 +3455,7 @@
                 <w:i w:val="0"/>
                 <w:sz w:val="17"/>
               </w:rPr>
-              <w:t>Attention ! La dépense du ménage de fatou diagne (13000 Fcfa) au cours de 6 derniers mois de Frais de confection et de réparation de vêtements femme: robe, pantalon, jupe, ensemble, réparation, location, etc.</w:t>
+              <w:t>Attention ! La dépense du ménage de fatou diagne (23000 Fcfa) au cours de 12 derniers mois de Ustensiles de cuisine: casserole, marmite, tamis local, réparation d'ustensiles de cuisine, etc est relativement élevé.</w:t>
             </w:r>
           </w:p>
         </w:tc>
@@ -3545,7 +3545,7 @@
                 <w:i w:val="0"/>
                 <w:sz w:val="17"/>
               </w:rPr>
-              <w:t>est relativement élevé.</w:t>
+              <w:t>Prière de corriger ou de confirmer avec le QG.</w:t>
             </w:r>
           </w:p>
         </w:tc>
@@ -3635,7 +3635,7 @@
                 <w:i w:val="0"/>
                 <w:sz w:val="17"/>
               </w:rPr>
-              <w:t>Prière de corriger ou de confirmer avec le QG.</w:t>
+              <w:t>Attention ! La dépense du ménage de fatou diagne (4000 Fcfa) au cours de 12 derniers mois de Autres ustensiles de ménage: seau, bouilloire, biberon, poubelle, tasses, cafétière non électrique, théière, calebasse, louche, jarre, canari, mortier, pilon, etc est relativement élevé.</w:t>
             </w:r>
           </w:p>
         </w:tc>
@@ -3725,7 +3725,7 @@
                 <w:i w:val="0"/>
                 <w:sz w:val="17"/>
               </w:rPr>
-              <w:t>Attention ! La dépense du ménage de fatou diagne (23000 Fcfa) au cours de 12 derniers mois de Ustensiles de cuisine: casserole, marmite, tamis local, réparation d'ustensiles de cuisine, etc est relativement élevé.</w:t>
+              <w:t>Attention ! La dépense du ménage de fatou diagne (40000 Fcfa) au cours de 12 derniers mois de Autres effets personnels :valise, sac voyage, sac main, perruques, chapeau, lunettes solaires, parapluies, parasol, canne, porte-monnaie/feuille, articles pour fumeurs (cendrier etc.); articles bébé (poussette, sièges), articles funéraires, etc est relativement élevé.</w:t>
             </w:r>
           </w:p>
         </w:tc>
@@ -3815,7 +3815,7 @@
                 <w:i w:val="0"/>
                 <w:sz w:val="17"/>
               </w:rPr>
-              <w:t>Prière de corriger ou de confirmer avec le QG.</w:t>
+              <w:t>Attention ! La dépense du ménage de fatou diagne (7500 Fcfa) au cours de 12 derniers mois de Achat d'un appareil électro-ménager: frigo, climatiseurs, réchaud, four, cuisinière, lave-linge, chauffe-eau, fer à repasser, etc est relativement élevé.</w:t>
             </w:r>
           </w:p>
         </w:tc>
@@ -3848,7 +3848,7 @@
                 <w:i w:val="0"/>
                 <w:sz w:val="16"/>
               </w:rPr>
-              <w:t>S09</w:t>
+              <w:t>S11</w:t>
               <w:br/>
             </w:r>
             <w:r>
@@ -3858,7 +3858,7 @@
                 <w:color w:val="64748B"/>
                 <w:sz w:val="14"/>
               </w:rPr>
-              <w:t>Dépenses non alimentaires</w:t>
+              <w:t>Logement / cadre de vie</w:t>
             </w:r>
           </w:p>
         </w:tc>
@@ -3874,7 +3874,7 @@
                 <w:color w:val="16A34A"/>
                 <w:sz w:val="16"/>
               </w:rPr>
-              <w:t>—</w:t>
+              <w:t>s00q11, s01q03b, s01q04b, s02q01__1, s02q02__1, s02q03__1, s02q04, s02q15</w:t>
             </w:r>
           </w:p>
         </w:tc>
@@ -3905,7 +3905,7 @@
                 <w:i w:val="0"/>
                 <w:sz w:val="17"/>
               </w:rPr>
-              <w:t>Attention ! La dépense du ménage de fatou diagne (4000 Fcfa) au cours de 12 derniers mois de Autres ustensiles de ménage: seau, bouilloire, biberon, poubelle, tasses, cafétière non électrique, théière, calebasse, louche, jarre, canari, mortier, pilon, etc est relativement élevé.</w:t>
+              <w:t>Le montant (60000 FCFA) du loyer mensuel payé pour un logement comme le votre (Maison Basse) dans ce village/quartier est trop élevé, Veuillez s'il vous plaît corriger cette information.</w:t>
             </w:r>
           </w:p>
         </w:tc>
@@ -3938,7 +3938,7 @@
                 <w:i w:val="0"/>
                 <w:sz w:val="16"/>
               </w:rPr>
-              <w:t>S09</w:t>
+              <w:t>S11</w:t>
               <w:br/>
             </w:r>
             <w:r>
@@ -3948,7 +3948,7 @@
                 <w:color w:val="64748B"/>
                 <w:sz w:val="14"/>
               </w:rPr>
-              <w:t>Dépenses non alimentaires</w:t>
+              <w:t>Logement / cadre de vie</w:t>
             </w:r>
           </w:p>
         </w:tc>
@@ -3964,7 +3964,7 @@
                 <w:color w:val="16A34A"/>
                 <w:sz w:val="16"/>
               </w:rPr>
-              <w:t>—</w:t>
+              <w:t>s01q23, s01q00b, s01q23_autre</w:t>
             </w:r>
           </w:p>
         </w:tc>
@@ -3995,7 +3995,7 @@
                 <w:i w:val="0"/>
                 <w:sz w:val="17"/>
               </w:rPr>
-              <w:t>Attention ! La dépense du ménage de fatou diagne (40000 Fcfa) au cours de 12 derniers mois de Autres effets personnels :valise, sac voyage, sac main, perruques, chapeau, lunettes solaires, parapluies, parasol, canne, porte-monnaie/feuille, articles pour fumeurs (cendrier etc.); articles bébé (poussette, sièges), articles funéraires, etc est relativement élevé.</w:t>
+              <w:t>Le moyen que le ménage utilise pour se débarrasser des excréments hors de la concession est pas encor vider et semble exister dans les modalités, prière de prendre attache avec le QG pour plus d'explication afin de la classer bien.</w:t>
             </w:r>
           </w:p>
         </w:tc>
@@ -4028,7 +4028,7 @@
                 <w:i w:val="0"/>
                 <w:sz w:val="16"/>
               </w:rPr>
-              <w:t>S09</w:t>
+              <w:t>S12</w:t>
               <w:br/>
             </w:r>
             <w:r>
@@ -4038,7 +4038,7 @@
                 <w:color w:val="64748B"/>
                 <w:sz w:val="14"/>
               </w:rPr>
-              <w:t>Dépenses non alimentaires</w:t>
+              <w:t>Avoirs / biens durables</w:t>
             </w:r>
           </w:p>
         </w:tc>
@@ -4085,367 +4085,7 @@
                 <w:i w:val="0"/>
                 <w:sz w:val="17"/>
               </w:rPr>
-              <w:t>Attention ! La dépense du ménage de fatou diagne (7500 Fcfa) au cours de 12 derniers mois de Achat d'un appareil électro-ménager: frigo, climatiseurs, réchaud, four, cuisinière, lave-linge, chauffe-eau, fer à repasser, etc est relativement élevé.</w:t>
-            </w:r>
-          </w:p>
-        </w:tc>
-      </w:tr>
-      <w:tr>
-        <w:tc>
-          <w:tcPr>
-            <w:tcW w:type="dxa" w:w="964"/>
-          </w:tcPr>
-          <w:p>
-            <w:r>
-              <w:rPr>
-                <w:b/>
-                <w:i w:val="0"/>
-                <w:color w:val="EA580C"/>
-                <w:sz w:val="16"/>
-              </w:rPr>
-              <w:t>Moyenne</w:t>
-            </w:r>
-          </w:p>
-        </w:tc>
-        <w:tc>
-          <w:tcPr>
-            <w:tcW w:type="dxa" w:w="1247"/>
-          </w:tcPr>
-          <w:p>
-            <w:r>
-              <w:rPr>
-                <w:b/>
-                <w:i w:val="0"/>
-                <w:sz w:val="16"/>
-              </w:rPr>
-              <w:t>S11</w:t>
-              <w:br/>
-            </w:r>
-            <w:r>
-              <w:rPr>
-                <w:b w:val="0"/>
-                <w:i w:val="0"/>
-                <w:color w:val="64748B"/>
-                <w:sz w:val="14"/>
-              </w:rPr>
-              <w:t>Logement / cadre de vie</w:t>
-            </w:r>
-          </w:p>
-        </w:tc>
-        <w:tc>
-          <w:tcPr>
-            <w:tcW w:type="dxa" w:w="1531"/>
-          </w:tcPr>
-          <w:p>
-            <w:r>
-              <w:rPr>
-                <w:b/>
-                <w:i w:val="0"/>
-                <w:color w:val="16A34A"/>
-                <w:sz w:val="16"/>
-              </w:rPr>
-              <w:t>s00q11, s01q03b, s01q04b, s02q01__1, s02q02__1, s02q03__1, s02q04, s02q15</w:t>
-            </w:r>
-          </w:p>
-        </w:tc>
-        <w:tc>
-          <w:tcPr>
-            <w:tcW w:type="dxa" w:w="1191"/>
-          </w:tcPr>
-          <w:p>
-            <w:r>
-              <w:rPr>
-                <w:b w:val="0"/>
-                <w:i w:val="0"/>
-                <w:color w:val="64748B"/>
-                <w:sz w:val="16"/>
-              </w:rPr>
-              <w:t>GT-CQ</w:t>
-            </w:r>
-          </w:p>
-        </w:tc>
-        <w:tc>
-          <w:tcPr>
-            <w:tcW w:type="dxa" w:w="4706"/>
-          </w:tcPr>
-          <w:p>
-            <w:r>
-              <w:rPr>
-                <w:b w:val="0"/>
-                <w:i w:val="0"/>
-                <w:sz w:val="17"/>
-              </w:rPr>
-              <w:t>Le montant (60000 FCFA) du loyer mensuel payé pour un logement comme le votre (Maison Basse) dans ce village/quartier est trop élevé, Veuillez s'il vous plaît corriger cette information.</w:t>
-            </w:r>
-          </w:p>
-        </w:tc>
-      </w:tr>
-      <w:tr>
-        <w:tc>
-          <w:tcPr>
-            <w:tcW w:type="dxa" w:w="964"/>
-          </w:tcPr>
-          <w:p>
-            <w:r>
-              <w:rPr>
-                <w:b/>
-                <w:i w:val="0"/>
-                <w:color w:val="EA580C"/>
-                <w:sz w:val="16"/>
-              </w:rPr>
-              <w:t>Moyenne</w:t>
-            </w:r>
-          </w:p>
-        </w:tc>
-        <w:tc>
-          <w:tcPr>
-            <w:tcW w:type="dxa" w:w="1247"/>
-          </w:tcPr>
-          <w:p>
-            <w:r>
-              <w:rPr>
-                <w:b/>
-                <w:i w:val="0"/>
-                <w:sz w:val="16"/>
-              </w:rPr>
-              <w:t>S11</w:t>
-              <w:br/>
-            </w:r>
-            <w:r>
-              <w:rPr>
-                <w:b w:val="0"/>
-                <w:i w:val="0"/>
-                <w:color w:val="64748B"/>
-                <w:sz w:val="14"/>
-              </w:rPr>
-              <w:t>Logement / cadre de vie</w:t>
-            </w:r>
-          </w:p>
-        </w:tc>
-        <w:tc>
-          <w:tcPr>
-            <w:tcW w:type="dxa" w:w="1531"/>
-          </w:tcPr>
-          <w:p>
-            <w:r>
-              <w:rPr>
-                <w:b/>
-                <w:i w:val="0"/>
-                <w:color w:val="16A34A"/>
-                <w:sz w:val="16"/>
-              </w:rPr>
-              <w:t>s01q23, s01q00b, s01q23_autre</w:t>
-            </w:r>
-          </w:p>
-        </w:tc>
-        <w:tc>
-          <w:tcPr>
-            <w:tcW w:type="dxa" w:w="1191"/>
-          </w:tcPr>
-          <w:p>
-            <w:r>
-              <w:rPr>
-                <w:b w:val="0"/>
-                <w:i w:val="0"/>
-                <w:color w:val="64748B"/>
-                <w:sz w:val="16"/>
-              </w:rPr>
-              <w:t>GT-CQ</w:t>
-            </w:r>
-          </w:p>
-        </w:tc>
-        <w:tc>
-          <w:tcPr>
-            <w:tcW w:type="dxa" w:w="4706"/>
-          </w:tcPr>
-          <w:p>
-            <w:r>
-              <w:rPr>
-                <w:b w:val="0"/>
-                <w:i w:val="0"/>
-                <w:sz w:val="17"/>
-              </w:rPr>
-              <w:t>Le moyen que le ménage utilise pour se débarrasser des excréments hors de la concession est pas encor vider et semble exister dans les modalités, prière de prendre attache avec le QG pour plus d'explication afin de la classer bien.</w:t>
-            </w:r>
-          </w:p>
-        </w:tc>
-      </w:tr>
-      <w:tr>
-        <w:tc>
-          <w:tcPr>
-            <w:tcW w:type="dxa" w:w="964"/>
-          </w:tcPr>
-          <w:p>
-            <w:r>
-              <w:rPr>
-                <w:b/>
-                <w:i w:val="0"/>
-                <w:color w:val="EA580C"/>
-                <w:sz w:val="16"/>
-              </w:rPr>
-              <w:t>Moyenne</w:t>
-            </w:r>
-          </w:p>
-        </w:tc>
-        <w:tc>
-          <w:tcPr>
-            <w:tcW w:type="dxa" w:w="1247"/>
-          </w:tcPr>
-          <w:p>
-            <w:r>
-              <w:rPr>
-                <w:b/>
-                <w:i w:val="0"/>
-                <w:sz w:val="16"/>
-              </w:rPr>
-              <w:t>S12</w:t>
-              <w:br/>
-            </w:r>
-            <w:r>
-              <w:rPr>
-                <w:b w:val="0"/>
-                <w:i w:val="0"/>
-                <w:color w:val="64748B"/>
-                <w:sz w:val="14"/>
-              </w:rPr>
-              <w:t>Avoirs / biens durables</w:t>
-            </w:r>
-          </w:p>
-        </w:tc>
-        <w:tc>
-          <w:tcPr>
-            <w:tcW w:type="dxa" w:w="1531"/>
-          </w:tcPr>
-          <w:p>
-            <w:r>
-              <w:rPr>
-                <w:b/>
-                <w:i w:val="0"/>
-                <w:color w:val="16A34A"/>
-                <w:sz w:val="16"/>
-              </w:rPr>
-              <w:t>—</w:t>
-            </w:r>
-          </w:p>
-        </w:tc>
-        <w:tc>
-          <w:tcPr>
-            <w:tcW w:type="dxa" w:w="1191"/>
-          </w:tcPr>
-          <w:p>
-            <w:r>
-              <w:rPr>
-                <w:b w:val="0"/>
-                <w:i w:val="0"/>
-                <w:color w:val="64748B"/>
-                <w:sz w:val="16"/>
-              </w:rPr>
-              <w:t>GT-CQ</w:t>
-            </w:r>
-          </w:p>
-        </w:tc>
-        <w:tc>
-          <w:tcPr>
-            <w:tcW w:type="dxa" w:w="4706"/>
-          </w:tcPr>
-          <w:p>
-            <w:r>
-              <w:rPr>
-                <w:b w:val="0"/>
-                <w:i w:val="0"/>
-                <w:sz w:val="17"/>
-              </w:rPr>
               <w:t>Prière de vérifier ou confirmer avec l'enquêté et mettre les bonnes valeurs après verification, s'il le faut.</w:t>
-            </w:r>
-          </w:p>
-        </w:tc>
-      </w:tr>
-      <w:tr>
-        <w:tc>
-          <w:tcPr>
-            <w:tcW w:type="dxa" w:w="964"/>
-          </w:tcPr>
-          <w:p>
-            <w:r>
-              <w:rPr>
-                <w:b/>
-                <w:i w:val="0"/>
-                <w:color w:val="EA580C"/>
-                <w:sz w:val="16"/>
-              </w:rPr>
-              <w:t>Moyenne</w:t>
-            </w:r>
-          </w:p>
-        </w:tc>
-        <w:tc>
-          <w:tcPr>
-            <w:tcW w:type="dxa" w:w="1247"/>
-          </w:tcPr>
-          <w:p>
-            <w:r>
-              <w:rPr>
-                <w:b/>
-                <w:i w:val="0"/>
-                <w:sz w:val="16"/>
-              </w:rPr>
-              <w:t>S13</w:t>
-              <w:br/>
-            </w:r>
-            <w:r>
-              <w:rPr>
-                <w:b w:val="0"/>
-                <w:i w:val="0"/>
-                <w:color w:val="64748B"/>
-                <w:sz w:val="14"/>
-              </w:rPr>
-              <w:t>Transferts</w:t>
-            </w:r>
-          </w:p>
-        </w:tc>
-        <w:tc>
-          <w:tcPr>
-            <w:tcW w:type="dxa" w:w="1531"/>
-          </w:tcPr>
-          <w:p>
-            <w:r>
-              <w:rPr>
-                <w:b/>
-                <w:i w:val="0"/>
-                <w:color w:val="16A34A"/>
-                <w:sz w:val="16"/>
-              </w:rPr>
-              <w:t>s00q07a, s00q08, s00q10, s00q13_0, s00q15_0, s00q17_0, s00q23a, s00q23b</w:t>
-            </w:r>
-          </w:p>
-        </w:tc>
-        <w:tc>
-          <w:tcPr>
-            <w:tcW w:type="dxa" w:w="1191"/>
-          </w:tcPr>
-          <w:p>
-            <w:r>
-              <w:rPr>
-                <w:b w:val="0"/>
-                <w:i w:val="0"/>
-                <w:color w:val="64748B"/>
-                <w:sz w:val="16"/>
-              </w:rPr>
-              <w:t>GT-CQ</w:t>
-            </w:r>
-          </w:p>
-        </w:tc>
-        <w:tc>
-          <w:tcPr>
-            <w:tcW w:type="dxa" w:w="4706"/>
-          </w:tcPr>
-          <w:p>
-            <w:r>
-              <w:rPr>
-                <w:b w:val="0"/>
-                <w:i w:val="0"/>
-                <w:sz w:val="17"/>
-              </w:rPr>
-              <w:t>L'enquêteur prière de fournir d'effort pour avoir le niveau d'étude et l'âge de celui qui a envoyé/donné de l'argent dans la section 13a (Transfert reçu).</w:t>
             </w:r>
           </w:p>
         </w:tc>
